--- a/docs/training/artifacts/Warehouse-Wizard-User-Manual.docx
+++ b/docs/training/artifacts/Warehouse-Wizard-User-Manual.docx
@@ -53,7 +53,7 @@
           <w:bCs/>
           <w:color w:val="F47C20"/>
         </w:rPr>
-        <w:t xml:space="preserve">Product 1.27  •  WW-UM-001  •  Revision 1.0  •  Effective 10 August 2026</w:t>
+        <w:t xml:space="preserve">Product 1.27  •  WW-UM-001  •  Revision 1.1  •  Effective 17 August 2026</w:t>
       </w:r>
     </w:p>
     <w:p>
@@ -163,11 +163,13 @@
         <w:t xml:space="preserve">Revision:</w:t>
       </w:r>
       <w:r>
-        <w:t xml:space="preserve"> 1.0</w:t>
-      </w:r>
-      <w:r>
-        <w:br/>
-      </w:r>
+        <w:t xml:space="preserve"> 1.1</w:t>
+      </w:r>
+    </w:p>
+    <w:p>
+      <w:pPr>
+        <w:spacing w:after="120"/>
+      </w:pPr>
       <w:r>
         <w:rPr>
           <w:b/>
@@ -176,10 +178,8 @@
         <w:t xml:space="preserve">Effective:</w:t>
       </w:r>
       <w:r>
-        <w:t xml:space="preserve"> 10 August 2026</w:t>
-      </w:r>
-      <w:r>
-        <w:br/>
+        <w:t xml:space="preserve"> 17 August 2026
+</w:t>
       </w:r>
       <w:r>
         <w:rPr>
@@ -247,7 +247,7 @@
         <w:spacing w:after="120"/>
       </w:pPr>
       <w:r>
-        <w:t xml:space="preserve">Warehouse Wizard controls pallet-level warehouse work from receipt through storage, picking, transfer, counting, status control, and reporting. It is designed around one principle:</w:t>
+        <w:t xml:space="preserve">Warehouse Wizard controls pallet-level warehouse work from receipt through storage, picking, same-warehouse moves, counting, status control, and reporting. Cross-warehouse Transfers are temporarily disabled while that workflow is being reviewed. The system is designed around one principle:</w:t>
       </w:r>
     </w:p>
     <w:p>
@@ -582,14 +582,14 @@
         <w:tc>
           <w:p>
             <w:r>
-              <w:t xml:space="preserve">Confirm transfer departure and destination handoff</w:t>
-            </w:r>
-          </w:p>
-        </w:tc>
-        <w:tc>
-          <w:p>
-            <w:r>
-              <w:t xml:space="preserve">Transfers</w:t>
+              <w:t xml:space="preserve">Support approved dispatch handoffs; cross-warehouse Transfers are currently unavailable</w:t>
+            </w:r>
+          </w:p>
+        </w:tc>
+        <w:tc>
+          <w:p>
+            <w:r>
+              <w:t xml:space="preserve">Assigned dispatch procedures</w:t>
             </w:r>
           </w:p>
         </w:tc>
@@ -1623,7 +1623,7 @@
         <w:spacing w:after="120"/>
       </w:pPr>
       <w:r>
-        <w:t xml:space="preserve">Location hierarchy is Warehouse &gt; Zone &gt; Aisle &gt; Bay &gt; Level &gt; Depth/Position. A rack label identifies an exact cell, for example </w:t>
+        <w:t xml:space="preserve">Location hierarchy is Warehouse &gt; Zone &gt; Aisle &gt; Bay &gt; Level &gt; Position/Depth. A rack label identifies an exact cell, for example </w:t>
       </w:r>
       <w:r>
         <w:rPr>
@@ -1645,7 +1645,27 @@
         <w:t xml:space="preserve">A-05-L05-P1</w:t>
       </w:r>
       <w:r>
-        <w:t xml:space="preserve">. A bay label omits level/position and opens the bay grid.</w:t>
+        <w:t xml:space="preserve">. A bay label omits level/position and opens the bay grid. </w:t>
+      </w:r>
+      <w:r>
+        <w:rPr>
+          <w:b/>
+          <w:bCs/>
+        </w:rPr>
+        <w:t xml:space="preserve">Position</w:t>
+      </w:r>
+      <w:r>
+        <w:t xml:space="preserve"> distinguishes side-by-side cells at a bay level; </w:t>
+      </w:r>
+      <w:r>
+        <w:rPr>
+          <w:b/>
+          <w:bCs/>
+        </w:rPr>
+        <w:t xml:space="preserve">depth</w:t>
+      </w:r>
+      <w:r>
+        <w:t xml:space="preserve"> is how many pallets that location can hold front-to-back and is used as location capacity when an older capacity value is blank or zero.</w:t>
       </w:r>
     </w:p>
     <w:p>
@@ -2379,6 +2399,164 @@
     </w:p>
     <w:p>
       <w:pPr>
+        <w:pStyle w:val="Heading2"/>
+      </w:pPr>
+      <w:r>
+        <w:t xml:space="preserve">7.5 Correct a stored pallet returned from Inventory</w:t>
+      </w:r>
+    </w:p>
+    <w:p>
+      <w:pPr>
+        <w:spacing w:after="120"/>
+      </w:pPr>
+      <w:r>
+        <w:t xml:space="preserve">Authorized clerks, supervisors, managers, and admins can start a controlled correction from </w:t>
+      </w:r>
+      <w:r>
+        <w:rPr>
+          <w:b/>
+          <w:bCs/>
+        </w:rPr>
+        <w:t xml:space="preserve">Inventory Detail &gt; Edit &amp; return to Receiving</w:t>
+      </w:r>
+      <w:r>
+        <w:t xml:space="preserve">. Use this only after confirming the physical pallet, its live location, and that no quantity is reserved or allocated.</w:t>
+      </w:r>
+    </w:p>
+    <w:p>
+      <w:pPr>
+        <w:pStyle w:val="ListParagraph"/>
+        <w:numPr>
+          <w:ilvl w:val="0"/>
+          <w:numId w:val="9"/>
+        </w:numPr>
+      </w:pPr>
+      <w:r>
+        <w:t xml:space="preserve">Open the pallet in Inventory Detail and select </w:t>
+      </w:r>
+      <w:r>
+        <w:rPr>
+          <w:b/>
+          <w:bCs/>
+        </w:rPr>
+        <w:t xml:space="preserve">Edit &amp; return to Receiving</w:t>
+      </w:r>
+      <w:r>
+        <w:t xml:space="preserve">.</w:t>
+      </w:r>
+    </w:p>
+    <w:p>
+      <w:pPr>
+        <w:pStyle w:val="ListParagraph"/>
+        <w:numPr>
+          <w:ilvl w:val="0"/>
+          <w:numId w:val="9"/>
+        </w:numPr>
+      </w:pPr>
+      <w:r>
+        <w:t xml:space="preserve">The original pallet is held out of active Inventory while its correction draft opens in Receiving. The product is locked so the correction cannot silently change the SKU.</w:t>
+      </w:r>
+    </w:p>
+    <w:p>
+      <w:pPr>
+        <w:pStyle w:val="ListParagraph"/>
+        <w:numPr>
+          <w:ilvl w:val="0"/>
+          <w:numId w:val="9"/>
+        </w:numPr>
+      </w:pPr>
+      <w:r>
+        <w:t xml:space="preserve">Correct the quantity per pallet and/or expiry date using the verified physical information.</w:t>
+      </w:r>
+    </w:p>
+    <w:p>
+      <w:pPr>
+        <w:pStyle w:val="ListParagraph"/>
+        <w:numPr>
+          <w:ilvl w:val="0"/>
+          <w:numId w:val="9"/>
+        </w:numPr>
+      </w:pPr>
+      <w:r>
+        <w:t xml:space="preserve">Confirm whether the pallet is still physically at its former stored location.</w:t>
+      </w:r>
+    </w:p>
+    <w:p>
+      <w:pPr>
+        <w:pStyle w:val="ListParagraph"/>
+        <w:numPr>
+          <w:ilvl w:val="0"/>
+          <w:numId w:val="9"/>
+        </w:numPr>
+      </w:pPr>
+      <w:r>
+        <w:t xml:space="preserve">If only quantity changed and the pallet remains in that exact location, select </w:t>
+      </w:r>
+      <w:r>
+        <w:rPr>
+          <w:b/>
+          <w:bCs/>
+        </w:rPr>
+        <w:t xml:space="preserve">Update &amp; Close</w:t>
+      </w:r>
+      <w:r>
+        <w:t xml:space="preserve">. The same pallet identity, barcode, location, and history are preserved; no label is reprinted.</w:t>
+      </w:r>
+    </w:p>
+    <w:p>
+      <w:pPr>
+        <w:pStyle w:val="ListParagraph"/>
+        <w:numPr>
+          <w:ilvl w:val="0"/>
+          <w:numId w:val="9"/>
+        </w:numPr>
+      </w:pPr>
+      <w:r>
+        <w:t xml:space="preserve">If expiry changed, or the pallet is no longer at the former location, use </w:t>
+      </w:r>
+      <w:r>
+        <w:rPr>
+          <w:b/>
+          <w:bCs/>
+        </w:rPr>
+        <w:t xml:space="preserve">Print &amp; Receive pallet</w:t>
+      </w:r>
+      <w:r>
+        <w:t xml:space="preserve">. Attach the replacement label and complete the directed Put-Away task before attempting a Location Move.</w:t>
+      </w:r>
+    </w:p>
+    <w:p>
+      <w:pPr>
+        <w:pStyle w:val="ListParagraph"/>
+        <w:numPr>
+          <w:ilvl w:val="0"/>
+          <w:numId w:val="9"/>
+        </w:numPr>
+      </w:pPr>
+      <w:r>
+        <w:t xml:space="preserve">If the correction should not continue, select </w:t>
+      </w:r>
+      <w:r>
+        <w:rPr>
+          <w:b/>
+          <w:bCs/>
+        </w:rPr>
+        <w:t xml:space="preserve">Cancel</w:t>
+      </w:r>
+      <w:r>
+        <w:t xml:space="preserve">. The original pallet is restored to Inventory.</w:t>
+      </w:r>
+    </w:p>
+    <w:p>
+      <w:pPr>
+        <w:spacing w:after="120"/>
+      </w:pPr>
+      <w:r>
+        <w:t xml:space="preserve">Do not correct a reserved/allocated pallet, a pallet already in correction, or a pallet whose physical location cannot be confirmed. A quantity-only update is never permission to change product identity or erase movement history.</w:t>
+      </w:r>
+    </w:p>
+    <w:p>
+      <w:pPr>
         <w:pStyle w:val="Heading1"/>
       </w:pPr>
       <w:r>
@@ -2447,7 +2625,7 @@
         <w:pStyle w:val="ListParagraph"/>
         <w:numPr>
           <w:ilvl w:val="0"/>
-          <w:numId w:val="9"/>
+          <w:numId w:val="10"/>
         </w:numPr>
       </w:pPr>
       <w:r>
@@ -2459,7 +2637,7 @@
         <w:pStyle w:val="ListParagraph"/>
         <w:numPr>
           <w:ilvl w:val="0"/>
-          <w:numId w:val="9"/>
+          <w:numId w:val="10"/>
         </w:numPr>
       </w:pPr>
       <w:r>
@@ -2471,7 +2649,7 @@
         <w:pStyle w:val="ListParagraph"/>
         <w:numPr>
           <w:ilvl w:val="0"/>
-          <w:numId w:val="9"/>
+          <w:numId w:val="10"/>
         </w:numPr>
       </w:pPr>
       <w:r>
@@ -2483,7 +2661,7 @@
         <w:pStyle w:val="ListParagraph"/>
         <w:numPr>
           <w:ilvl w:val="0"/>
-          <w:numId w:val="9"/>
+          <w:numId w:val="10"/>
         </w:numPr>
       </w:pPr>
       <w:r>
@@ -2495,7 +2673,7 @@
         <w:pStyle w:val="ListParagraph"/>
         <w:numPr>
           <w:ilvl w:val="0"/>
-          <w:numId w:val="9"/>
+          <w:numId w:val="10"/>
         </w:numPr>
       </w:pPr>
       <w:r>
@@ -2507,7 +2685,7 @@
         <w:pStyle w:val="ListParagraph"/>
         <w:numPr>
           <w:ilvl w:val="0"/>
-          <w:numId w:val="9"/>
+          <w:numId w:val="10"/>
         </w:numPr>
       </w:pPr>
       <w:r>
@@ -2519,7 +2697,7 @@
         <w:pStyle w:val="ListParagraph"/>
         <w:numPr>
           <w:ilvl w:val="0"/>
-          <w:numId w:val="9"/>
+          <w:numId w:val="10"/>
         </w:numPr>
       </w:pPr>
       <w:r>
@@ -2531,7 +2709,7 @@
         <w:pStyle w:val="ListParagraph"/>
         <w:numPr>
           <w:ilvl w:val="0"/>
-          <w:numId w:val="9"/>
+          <w:numId w:val="10"/>
         </w:numPr>
       </w:pPr>
       <w:r>
@@ -2543,7 +2721,7 @@
         <w:pStyle w:val="ListParagraph"/>
         <w:numPr>
           <w:ilvl w:val="0"/>
-          <w:numId w:val="9"/>
+          <w:numId w:val="10"/>
         </w:numPr>
       </w:pPr>
       <w:r>
@@ -2582,6 +2760,14 @@
       </w:r>
       <w:r>
         <w:t xml:space="preserve"> when authorized. The task leaves the active Put-Away queue and creates a Saved Draft in Receiving. Keep the physical pallet in the receiving area and tell the clerk why it was returned.</w:t>
+      </w:r>
+    </w:p>
+    <w:p>
+      <w:pPr>
+        <w:spacing w:after="120"/>
+      </w:pPr>
+      <w:r>
+        <w:t xml:space="preserve">When several Put-Away tasks from the same receipt need the same correction handoff, use the available batch return selection rather than reopening each task separately. Review every selected pallet before confirming. A returned or cancelled task must no longer remain in the active Put-Away queue.</w:t>
       </w:r>
     </w:p>
     <w:p>
@@ -2664,7 +2850,17 @@
         <w:spacing w:after="120"/>
       </w:pPr>
       <w:r>
-        <w:t xml:space="preserve">Search by SKU, pallet, lot, warehouse, zone, or location. Open Inventory Detail to inspect quantity, status, owner, lot/expiry, current location, and movement history.</w:t>
+        <w:t xml:space="preserve">Search by SKU, product name, pallet, lot, warehouse, zone, or location. The results identify stock in the practical order </w:t>
+      </w:r>
+      <w:r>
+        <w:rPr>
+          <w:b/>
+          <w:bCs/>
+        </w:rPr>
+        <w:t xml:space="preserve">SKU → Product → Pallet</w:t>
+      </w:r>
+      <w:r>
+        <w:t xml:space="preserve">, followed by the remaining stock and location detail. Open Inventory Detail to inspect quantity, status, owner, lot/expiry, current location, and movement history.</w:t>
       </w:r>
     </w:p>
     <w:p>
@@ -2720,6 +2916,18 @@
         </w:numPr>
       </w:pPr>
       <w:r>
+        <w:t xml:space="preserve">beginning an authorized pallet correction;</w:t>
+      </w:r>
+    </w:p>
+    <w:p>
+      <w:pPr>
+        <w:pStyle w:val="ListParagraph"/>
+        <w:numPr>
+          <w:ilvl w:val="0"/>
+          <w:numId w:val="1"/>
+        </w:numPr>
+      </w:pPr>
+      <w:r>
         <w:t xml:space="preserve">investigating a short or missing pick;</w:t>
       </w:r>
     </w:p>
@@ -2732,7 +2940,7 @@
         </w:numPr>
       </w:pPr>
       <w:r>
-        <w:t xml:space="preserve">dispatching a transfer;</w:t>
+        <w:t xml:space="preserve">preparing an approved manual cross-warehouse handoff while Transfers remain disabled;</w:t>
       </w:r>
     </w:p>
     <w:p>
@@ -2836,7 +3044,7 @@
         <w:pStyle w:val="ListParagraph"/>
         <w:numPr>
           <w:ilvl w:val="0"/>
-          <w:numId w:val="10"/>
+          <w:numId w:val="11"/>
         </w:numPr>
       </w:pPr>
       <w:r>
@@ -2848,7 +3056,7 @@
         <w:pStyle w:val="ListParagraph"/>
         <w:numPr>
           <w:ilvl w:val="0"/>
-          <w:numId w:val="10"/>
+          <w:numId w:val="11"/>
         </w:numPr>
       </w:pPr>
       <w:r>
@@ -2860,7 +3068,7 @@
         <w:pStyle w:val="ListParagraph"/>
         <w:numPr>
           <w:ilvl w:val="0"/>
-          <w:numId w:val="10"/>
+          <w:numId w:val="11"/>
         </w:numPr>
       </w:pPr>
       <w:r>
@@ -2872,7 +3080,7 @@
         <w:pStyle w:val="ListParagraph"/>
         <w:numPr>
           <w:ilvl w:val="0"/>
-          <w:numId w:val="10"/>
+          <w:numId w:val="11"/>
         </w:numPr>
       </w:pPr>
       <w:r>
@@ -2884,7 +3092,7 @@
         <w:pStyle w:val="ListParagraph"/>
         <w:numPr>
           <w:ilvl w:val="0"/>
-          <w:numId w:val="10"/>
+          <w:numId w:val="11"/>
         </w:numPr>
       </w:pPr>
       <w:r>
@@ -2896,7 +3104,7 @@
         <w:pStyle w:val="ListParagraph"/>
         <w:numPr>
           <w:ilvl w:val="0"/>
-          <w:numId w:val="10"/>
+          <w:numId w:val="11"/>
         </w:numPr>
       </w:pPr>
       <w:r>
@@ -2908,7 +3116,7 @@
         <w:pStyle w:val="ListParagraph"/>
         <w:numPr>
           <w:ilvl w:val="0"/>
-          <w:numId w:val="10"/>
+          <w:numId w:val="11"/>
         </w:numPr>
       </w:pPr>
       <w:r>
@@ -2928,7 +3136,7 @@
         <w:pStyle w:val="ListParagraph"/>
         <w:numPr>
           <w:ilvl w:val="0"/>
-          <w:numId w:val="11"/>
+          <w:numId w:val="12"/>
         </w:numPr>
       </w:pPr>
       <w:r>
@@ -2940,7 +3148,7 @@
         <w:pStyle w:val="ListParagraph"/>
         <w:numPr>
           <w:ilvl w:val="0"/>
-          <w:numId w:val="11"/>
+          <w:numId w:val="12"/>
         </w:numPr>
       </w:pPr>
       <w:r>
@@ -2952,7 +3160,7 @@
         <w:pStyle w:val="ListParagraph"/>
         <w:numPr>
           <w:ilvl w:val="0"/>
-          <w:numId w:val="11"/>
+          <w:numId w:val="12"/>
         </w:numPr>
       </w:pPr>
       <w:r>
@@ -2964,7 +3172,7 @@
         <w:pStyle w:val="ListParagraph"/>
         <w:numPr>
           <w:ilvl w:val="0"/>
-          <w:numId w:val="11"/>
+          <w:numId w:val="12"/>
         </w:numPr>
       </w:pPr>
       <w:r>
@@ -2976,7 +3184,7 @@
         <w:pStyle w:val="ListParagraph"/>
         <w:numPr>
           <w:ilvl w:val="0"/>
-          <w:numId w:val="11"/>
+          <w:numId w:val="12"/>
         </w:numPr>
       </w:pPr>
       <w:r>
@@ -2988,7 +3196,7 @@
         <w:pStyle w:val="ListParagraph"/>
         <w:numPr>
           <w:ilvl w:val="0"/>
-          <w:numId w:val="11"/>
+          <w:numId w:val="12"/>
         </w:numPr>
       </w:pPr>
       <w:r>
@@ -3000,7 +3208,7 @@
         <w:pStyle w:val="ListParagraph"/>
         <w:numPr>
           <w:ilvl w:val="0"/>
-          <w:numId w:val="11"/>
+          <w:numId w:val="12"/>
         </w:numPr>
       </w:pPr>
       <w:r>
@@ -3022,7 +3230,7 @@
         <w:pStyle w:val="ListParagraph"/>
         <w:numPr>
           <w:ilvl w:val="0"/>
-          <w:numId w:val="11"/>
+          <w:numId w:val="12"/>
         </w:numPr>
       </w:pPr>
       <w:r>
@@ -3034,7 +3242,7 @@
         <w:pStyle w:val="ListParagraph"/>
         <w:numPr>
           <w:ilvl w:val="0"/>
-          <w:numId w:val="11"/>
+          <w:numId w:val="12"/>
         </w:numPr>
       </w:pPr>
       <w:r>
@@ -3062,7 +3270,7 @@
         <w:pStyle w:val="ListParagraph"/>
         <w:numPr>
           <w:ilvl w:val="0"/>
-          <w:numId w:val="12"/>
+          <w:numId w:val="13"/>
         </w:numPr>
       </w:pPr>
       <w:r>
@@ -3074,7 +3282,7 @@
         <w:pStyle w:val="ListParagraph"/>
         <w:numPr>
           <w:ilvl w:val="0"/>
-          <w:numId w:val="12"/>
+          <w:numId w:val="13"/>
         </w:numPr>
       </w:pPr>
       <w:r>
@@ -3086,7 +3294,7 @@
         <w:pStyle w:val="ListParagraph"/>
         <w:numPr>
           <w:ilvl w:val="0"/>
-          <w:numId w:val="12"/>
+          <w:numId w:val="13"/>
         </w:numPr>
       </w:pPr>
       <w:r>
@@ -3098,7 +3306,7 @@
         <w:pStyle w:val="ListParagraph"/>
         <w:numPr>
           <w:ilvl w:val="0"/>
-          <w:numId w:val="12"/>
+          <w:numId w:val="13"/>
         </w:numPr>
       </w:pPr>
       <w:r>
@@ -3147,15 +3355,15 @@
         <w:br/>
       </w:r>
       <w:r>
-        <w:t xml:space="preserve">Use when a pallet changes location inside the same warehouse. Use Transfers when it changes warehouse.</w:t>
-      </w:r>
-    </w:p>
-    <w:p>
-      <w:pPr>
-        <w:pStyle w:val="ListParagraph"/>
-        <w:numPr>
-          <w:ilvl w:val="0"/>
-          <w:numId w:val="13"/>
+        <w:t xml:space="preserve">Use only when a stored pallet changes location inside the same warehouse. Cross-warehouse Transfers are temporarily disabled; follow the manager-approved manual containment and escalation procedure instead of trying to represent that movement as a Location Move.</w:t>
+      </w:r>
+    </w:p>
+    <w:p>
+      <w:pPr>
+        <w:pStyle w:val="ListParagraph"/>
+        <w:numPr>
+          <w:ilvl w:val="0"/>
+          <w:numId w:val="14"/>
         </w:numPr>
       </w:pPr>
       <w:r>
@@ -3167,7 +3375,7 @@
         <w:pStyle w:val="ListParagraph"/>
         <w:numPr>
           <w:ilvl w:val="0"/>
-          <w:numId w:val="13"/>
+          <w:numId w:val="14"/>
         </w:numPr>
       </w:pPr>
       <w:r>
@@ -3179,7 +3387,7 @@
         <w:pStyle w:val="ListParagraph"/>
         <w:numPr>
           <w:ilvl w:val="0"/>
-          <w:numId w:val="13"/>
+          <w:numId w:val="14"/>
         </w:numPr>
       </w:pPr>
       <w:r>
@@ -3191,7 +3399,7 @@
         <w:pStyle w:val="ListParagraph"/>
         <w:numPr>
           <w:ilvl w:val="0"/>
-          <w:numId w:val="13"/>
+          <w:numId w:val="14"/>
         </w:numPr>
       </w:pPr>
       <w:r>
@@ -3213,7 +3421,7 @@
         <w:pStyle w:val="ListParagraph"/>
         <w:numPr>
           <w:ilvl w:val="0"/>
-          <w:numId w:val="13"/>
+          <w:numId w:val="14"/>
         </w:numPr>
       </w:pPr>
       <w:r>
@@ -3225,7 +3433,7 @@
         <w:pStyle w:val="ListParagraph"/>
         <w:numPr>
           <w:ilvl w:val="0"/>
-          <w:numId w:val="13"/>
+          <w:numId w:val="14"/>
         </w:numPr>
       </w:pPr>
       <w:r>
@@ -3237,7 +3445,7 @@
         <w:pStyle w:val="ListParagraph"/>
         <w:numPr>
           <w:ilvl w:val="0"/>
-          <w:numId w:val="13"/>
+          <w:numId w:val="14"/>
         </w:numPr>
       </w:pPr>
       <w:r>
@@ -3250,6 +3458,14 @@
       </w:pPr>
       <w:r>
         <w:t xml:space="preserve">Cancel queued or in-progress moves when plans change. If a move was posted to the wrong bin, perform a controlled corrective move; do not edit history away.</w:t>
+      </w:r>
+    </w:p>
+    <w:p>
+      <w:pPr>
+        <w:spacing w:after="120"/>
+      </w:pPr>
+      <w:r>
+        <w:t xml:space="preserve">The system blocks pallets that are still in Receiving or have not completed Put-Away. It also blocks terminal pallet states such as Shipped, Cancelled, Retired, and Missing. Complete the correct upstream workflow or resolve the status with a supervisor; do not create a second pallet or use another screen to bypass the block.</w:t>
       </w:r>
     </w:p>
     <w:p>
@@ -3286,7 +3502,78 @@
         <w:br/>
       </w:r>
       <w:r>
-        <w:t xml:space="preserve">Transfers preserve pallet and lot identity across warehouse boundaries.</w:t>
+        <w:rPr>
+          <w:b/>
+          <w:bCs/>
+        </w:rPr>
+        <w:t xml:space="preserve">Current availability:</w:t>
+      </w:r>
+      <w:r>
+        <w:t xml:space="preserve"> Temporarily disabled for all users.</w:t>
+      </w:r>
+    </w:p>
+    <w:p>
+      <w:pPr>
+        <w:spacing w:after="120"/>
+      </w:pPr>
+      <w:r>
+        <w:t xml:space="preserve">The Transfers module normally preserves pallet and lot identity across warehouse boundaries, but it is not currently available for live operations. Opening the route shows a disabled notice, saved toolbar preferences cannot restore it, and transfer actions are blocked centrally.</w:t>
+      </w:r>
+    </w:p>
+    <w:p>
+      <w:pPr>
+        <w:spacing w:after="120"/>
+      </w:pPr>
+      <w:r>
+        <w:t xml:space="preserve">Until the module is re-enabled through an approved release:</w:t>
+      </w:r>
+    </w:p>
+    <w:p>
+      <w:pPr>
+        <w:pStyle w:val="ListParagraph"/>
+        <w:numPr>
+          <w:ilvl w:val="0"/>
+          <w:numId w:val="15"/>
+        </w:numPr>
+      </w:pPr>
+      <w:r>
+        <w:t xml:space="preserve">Do not use Location Moves to imitate a cross-warehouse transfer.</w:t>
+      </w:r>
+    </w:p>
+    <w:p>
+      <w:pPr>
+        <w:pStyle w:val="ListParagraph"/>
+        <w:numPr>
+          <w:ilvl w:val="0"/>
+          <w:numId w:val="15"/>
+        </w:numPr>
+      </w:pPr>
+      <w:r>
+        <w:t xml:space="preserve">Keep the pallet controlled at its verified source location or designated dispatch holding area.</w:t>
+      </w:r>
+    </w:p>
+    <w:p>
+      <w:pPr>
+        <w:pStyle w:val="ListParagraph"/>
+        <w:numPr>
+          <w:ilvl w:val="0"/>
+          <w:numId w:val="15"/>
+        </w:numPr>
+      </w:pPr>
+      <w:r>
+        <w:t xml:space="preserve">Notify the warehouse manager and use the site-approved manual movement, paperwork, and reconciliation process.</w:t>
+      </w:r>
+    </w:p>
+    <w:p>
+      <w:pPr>
+        <w:pStyle w:val="ListParagraph"/>
+        <w:numPr>
+          <w:ilvl w:val="0"/>
+          <w:numId w:val="15"/>
+        </w:numPr>
+      </w:pPr>
+      <w:r>
+        <w:t xml:space="preserve">Reconcile the physical pallet and Inventory Search record before normal system work resumes.</w:t>
       </w:r>
     </w:p>
     <w:p>
@@ -3294,222 +3581,31 @@
         <w:pStyle w:val="Heading2"/>
       </w:pPr>
       <w:r>
-        <w:t xml:space="preserve">12.1 Create and stage</w:t>
-      </w:r>
-    </w:p>
-    <w:p>
-      <w:pPr>
-        <w:pStyle w:val="ListParagraph"/>
-        <w:numPr>
-          <w:ilvl w:val="0"/>
-          <w:numId w:val="14"/>
-        </w:numPr>
-      </w:pPr>
-      <w:r>
-        <w:t xml:space="preserve">Manager/clerk confirms source, destination, pallet, lot, route, and destination readiness.</w:t>
-      </w:r>
-    </w:p>
-    <w:p>
-      <w:pPr>
-        <w:pStyle w:val="ListParagraph"/>
-        <w:numPr>
-          <w:ilvl w:val="0"/>
-          <w:numId w:val="14"/>
-        </w:numPr>
-      </w:pPr>
-      <w:r>
-        <w:t xml:space="preserve">Create the transfer.</w:t>
-      </w:r>
-    </w:p>
-    <w:p>
-      <w:pPr>
-        <w:pStyle w:val="ListParagraph"/>
-        <w:numPr>
-          <w:ilvl w:val="0"/>
-          <w:numId w:val="14"/>
-        </w:numPr>
-      </w:pPr>
-      <w:r>
-        <w:t xml:space="preserve">Stage the correct pallet in the dispatch area.</w:t>
-      </w:r>
-    </w:p>
-    <w:p>
-      <w:pPr>
-        <w:pStyle w:val="ListParagraph"/>
-        <w:numPr>
-          <w:ilvl w:val="0"/>
-          <w:numId w:val="14"/>
-        </w:numPr>
-      </w:pPr>
-      <w:r>
-        <w:t xml:space="preserve">Resolve mismatches before loading.</w:t>
-      </w:r>
-    </w:p>
-    <w:p>
-      <w:pPr>
-        <w:pStyle w:val="Heading2"/>
-      </w:pPr>
-      <w:r>
-        <w:t xml:space="preserve">12.2 Dispatch and driver sign-off</w:t>
-      </w:r>
-    </w:p>
-    <w:p>
-      <w:pPr>
-        <w:pStyle w:val="ListParagraph"/>
-        <w:numPr>
-          <w:ilvl w:val="0"/>
-          <w:numId w:val="15"/>
-        </w:numPr>
-      </w:pPr>
-      <w:r>
-        <w:t xml:space="preserve">Scan/verify the pallet and transfer.</w:t>
-      </w:r>
-    </w:p>
-    <w:p>
-      <w:pPr>
-        <w:pStyle w:val="ListParagraph"/>
-        <w:numPr>
-          <w:ilvl w:val="0"/>
-          <w:numId w:val="15"/>
-        </w:numPr>
-      </w:pPr>
-      <w:r>
-        <w:t xml:space="preserve">Load the correct vehicle.</w:t>
-      </w:r>
-    </w:p>
-    <w:p>
-      <w:pPr>
-        <w:pStyle w:val="ListParagraph"/>
-        <w:numPr>
-          <w:ilvl w:val="0"/>
-          <w:numId w:val="15"/>
-        </w:numPr>
-      </w:pPr>
-      <w:r>
-        <w:t xml:space="preserve">Driver scans badge or enters user code.</w:t>
-      </w:r>
-    </w:p>
-    <w:p>
-      <w:pPr>
-        <w:pStyle w:val="ListParagraph"/>
-        <w:numPr>
-          <w:ilvl w:val="0"/>
-          <w:numId w:val="15"/>
-        </w:numPr>
-      </w:pPr>
-      <w:r>
-        <w:t xml:space="preserve">Confirm departure only after the pallet physically leaves.</w:t>
-      </w:r>
-    </w:p>
-    <w:p>
-      <w:pPr>
-        <w:pStyle w:val="ListParagraph"/>
-        <w:numPr>
-          <w:ilvl w:val="0"/>
-          <w:numId w:val="15"/>
-        </w:numPr>
-      </w:pPr>
-      <w:r>
-        <w:t xml:space="preserve">Verify status is in-transit.</w:t>
-      </w:r>
-    </w:p>
-    <w:p>
-      <w:pPr>
-        <w:pStyle w:val="Heading2"/>
-      </w:pPr>
-      <w:r>
-        <w:t xml:space="preserve">12.3 Receive at destination</w:t>
-      </w:r>
-    </w:p>
-    <w:p>
-      <w:pPr>
-        <w:pStyle w:val="ListParagraph"/>
-        <w:numPr>
-          <w:ilvl w:val="0"/>
-          <w:numId w:val="16"/>
-        </w:numPr>
-      </w:pPr>
-      <w:r>
-        <w:t xml:space="preserve">Select the destination warehouse.</w:t>
-      </w:r>
-    </w:p>
-    <w:p>
-      <w:pPr>
-        <w:pStyle w:val="ListParagraph"/>
-        <w:numPr>
-          <w:ilvl w:val="0"/>
-          <w:numId w:val="16"/>
-        </w:numPr>
-      </w:pPr>
-      <w:r>
-        <w:t xml:space="preserve">Open the inbound transfer.</w:t>
-      </w:r>
-    </w:p>
-    <w:p>
-      <w:pPr>
-        <w:pStyle w:val="ListParagraph"/>
-        <w:numPr>
-          <w:ilvl w:val="0"/>
-          <w:numId w:val="16"/>
-        </w:numPr>
-      </w:pPr>
-      <w:r>
-        <w:t xml:space="preserve">Verify pallet and lot identity and condition.</w:t>
-      </w:r>
-    </w:p>
-    <w:p>
-      <w:pPr>
-        <w:pStyle w:val="ListParagraph"/>
-        <w:numPr>
-          <w:ilvl w:val="0"/>
-          <w:numId w:val="16"/>
-        </w:numPr>
-      </w:pPr>
-      <w:r>
-        <w:t xml:space="preserve">Receive the pallet.</w:t>
-      </w:r>
-    </w:p>
-    <w:p>
-      <w:pPr>
-        <w:pStyle w:val="ListParagraph"/>
-        <w:numPr>
-          <w:ilvl w:val="0"/>
-          <w:numId w:val="16"/>
-        </w:numPr>
-      </w:pPr>
-      <w:r>
-        <w:t xml:space="preserve">Immediately hand it to directed Put-Away.</w:t>
-      </w:r>
-    </w:p>
-    <w:p>
-      <w:pPr>
-        <w:spacing w:after="120"/>
-      </w:pPr>
-      <w:r>
-        <w:t xml:space="preserve">Never leave transferred stock physically in a receiving lane while the system suggests it is stored.</w:t>
-      </w:r>
-    </w:p>
-    <w:p>
-      <w:pPr>
-        <w:pStyle w:val="Heading1"/>
-      </w:pPr>
-      <w:r>
-        <w:t xml:space="preserve">13. Cycle Counts</w:t>
-      </w:r>
-    </w:p>
-    <w:p>
-      <w:pPr>
-        <w:spacing w:after="120"/>
-      </w:pPr>
-      <w:r>
-        <w:rPr>
-          <w:b/>
-          <w:bCs/>
-        </w:rPr>
-        <w:t xml:space="preserve">Parallel Help ID:</w:t>
-      </w:r>
-      <w:r>
-        <w:t xml:space="preserve"> </w:t>
+        <w:t xml:space="preserve">12.1 What users will see</w:t>
+      </w:r>
+    </w:p>
+    <w:p>
+      <w:pPr>
+        <w:pStyle w:val="ListParagraph"/>
+        <w:numPr>
+          <w:ilvl w:val="0"/>
+          <w:numId w:val="1"/>
+        </w:numPr>
+      </w:pPr>
+      <w:r>
+        <w:t xml:space="preserve">Transfers is removed from normal enabled-module navigation.</w:t>
+      </w:r>
+    </w:p>
+    <w:p>
+      <w:pPr>
+        <w:pStyle w:val="ListParagraph"/>
+        <w:numPr>
+          <w:ilvl w:val="0"/>
+          <w:numId w:val="1"/>
+        </w:numPr>
+      </w:pPr>
+      <w:r>
+        <w:t xml:space="preserve">Opening </w:t>
       </w:r>
       <w:r>
         <w:rPr>
@@ -3517,6 +3613,78 @@
           <w:color w:val="087B76"/>
           <w:shd w:fill="EFF7F7"/>
         </w:rPr>
+        <w:t xml:space="preserve">/transfers</w:t>
+      </w:r>
+      <w:r>
+        <w:t xml:space="preserve"> directly shows </w:t>
+      </w:r>
+      <w:r>
+        <w:rPr>
+          <w:b/>
+          <w:bCs/>
+        </w:rPr>
+        <w:t xml:space="preserve">Transfers are temporarily disabled</w:t>
+      </w:r>
+      <w:r>
+        <w:t xml:space="preserve">.</w:t>
+      </w:r>
+    </w:p>
+    <w:p>
+      <w:pPr>
+        <w:pStyle w:val="ListParagraph"/>
+        <w:numPr>
+          <w:ilvl w:val="0"/>
+          <w:numId w:val="1"/>
+        </w:numPr>
+      </w:pPr>
+      <w:r>
+        <w:t xml:space="preserve">Create, dispatch, receive, cancel, and list operations reject transfer work.</w:t>
+      </w:r>
+    </w:p>
+    <w:p>
+      <w:pPr>
+        <w:pStyle w:val="Heading2"/>
+      </w:pPr>
+      <w:r>
+        <w:t xml:space="preserve">12.2 Manager response</w:t>
+      </w:r>
+    </w:p>
+    <w:p>
+      <w:pPr>
+        <w:spacing w:after="120"/>
+      </w:pPr>
+      <w:r>
+        <w:t xml:space="preserve">Keep the physical pallet, paperwork, authorization, departure/arrival evidence, and reconciliation owner explicit. Never leave cross-warehouse stock physically in a receiving or dispatch lane while its system record suggests a different location or availability. Record the exception and obtain an approved reconciliation before releasing dependent picks, counts, or moves.</w:t>
+      </w:r>
+    </w:p>
+    <w:p>
+      <w:pPr>
+        <w:pStyle w:val="Heading1"/>
+      </w:pPr>
+      <w:r>
+        <w:t xml:space="preserve">13. Cycle Counts</w:t>
+      </w:r>
+    </w:p>
+    <w:p>
+      <w:pPr>
+        <w:spacing w:after="120"/>
+      </w:pPr>
+      <w:r>
+        <w:rPr>
+          <w:b/>
+          <w:bCs/>
+        </w:rPr>
+        <w:t xml:space="preserve">Parallel Help ID:</w:t>
+      </w:r>
+      <w:r>
+        <w:t xml:space="preserve"> </w:t>
+      </w:r>
+      <w:r>
+        <w:rPr>
+          <w:rFonts w:ascii="Aptos Mono" w:cs="Aptos Mono" w:eastAsia="Aptos Mono" w:hAnsi="Aptos Mono"/>
+          <w:color w:val="087B76"/>
+          <w:shd w:fill="EFF7F7"/>
+        </w:rPr>
         <w:t xml:space="preserve">cycle-counts</w:t>
       </w:r>
     </w:p>
@@ -3533,11 +3701,67 @@
         <w:pStyle w:val="ListParagraph"/>
         <w:numPr>
           <w:ilvl w:val="0"/>
+          <w:numId w:val="16"/>
+        </w:numPr>
+      </w:pPr>
+      <w:r>
+        <w:t xml:space="preserve">Choose location, zone, SKU, or spot-check scope.</w:t>
+      </w:r>
+    </w:p>
+    <w:p>
+      <w:pPr>
+        <w:pStyle w:val="ListParagraph"/>
+        <w:numPr>
+          <w:ilvl w:val="0"/>
+          <w:numId w:val="16"/>
+        </w:numPr>
+      </w:pPr>
+      <w:r>
+        <w:t xml:space="preserve">Prioritize high-value, high-risk, high-velocity, and recently discrepant stock.</w:t>
+      </w:r>
+    </w:p>
+    <w:p>
+      <w:pPr>
+        <w:pStyle w:val="ListParagraph"/>
+        <w:numPr>
+          <w:ilvl w:val="0"/>
+          <w:numId w:val="16"/>
+        </w:numPr>
+      </w:pPr>
+      <w:r>
+        <w:t xml:space="preserve">Generate the count and assign it.</w:t>
+      </w:r>
+    </w:p>
+    <w:p>
+      <w:pPr>
+        <w:pStyle w:val="ListParagraph"/>
+        <w:numPr>
+          <w:ilvl w:val="0"/>
+          <w:numId w:val="16"/>
+        </w:numPr>
+      </w:pPr>
+      <w:r>
+        <w:t xml:space="preserve">Avoid unnecessary stock movement in the count area during execution.</w:t>
+      </w:r>
+    </w:p>
+    <w:p>
+      <w:pPr>
+        <w:pStyle w:val="Heading2"/>
+      </w:pPr>
+      <w:r>
+        <w:t xml:space="preserve">13.2 Operator: blind count</w:t>
+      </w:r>
+    </w:p>
+    <w:p>
+      <w:pPr>
+        <w:pStyle w:val="ListParagraph"/>
+        <w:numPr>
+          <w:ilvl w:val="0"/>
           <w:numId w:val="17"/>
         </w:numPr>
       </w:pPr>
       <w:r>
-        <w:t xml:space="preserve">Choose location, zone, SKU, or spot-check scope.</w:t>
+        <w:t xml:space="preserve">Open the assigned CCT count.</w:t>
       </w:r>
     </w:p>
     <w:p>
@@ -3549,7 +3773,7 @@
         </w:numPr>
       </w:pPr>
       <w:r>
-        <w:t xml:space="preserve">Prioritize high-value, high-risk, high-velocity, and recently discrepant stock.</w:t>
+        <w:t xml:space="preserve">Verify/scan the exact location.</w:t>
       </w:r>
     </w:p>
     <w:p>
@@ -3561,7 +3785,7 @@
         </w:numPr>
       </w:pPr>
       <w:r>
-        <w:t xml:space="preserve">Generate the count and assign it.</w:t>
+        <w:t xml:space="preserve">Count physical stock without reading or guessing the expected value.</w:t>
       </w:r>
     </w:p>
     <w:p>
@@ -3573,62 +3797,6 @@
         </w:numPr>
       </w:pPr>
       <w:r>
-        <w:t xml:space="preserve">Avoid unnecessary stock movement in the count area during execution.</w:t>
-      </w:r>
-    </w:p>
-    <w:p>
-      <w:pPr>
-        <w:pStyle w:val="Heading2"/>
-      </w:pPr>
-      <w:r>
-        <w:t xml:space="preserve">13.2 Operator: blind count</w:t>
-      </w:r>
-    </w:p>
-    <w:p>
-      <w:pPr>
-        <w:pStyle w:val="ListParagraph"/>
-        <w:numPr>
-          <w:ilvl w:val="0"/>
-          <w:numId w:val="18"/>
-        </w:numPr>
-      </w:pPr>
-      <w:r>
-        <w:t xml:space="preserve">Open the assigned CCT count.</w:t>
-      </w:r>
-    </w:p>
-    <w:p>
-      <w:pPr>
-        <w:pStyle w:val="ListParagraph"/>
-        <w:numPr>
-          <w:ilvl w:val="0"/>
-          <w:numId w:val="18"/>
-        </w:numPr>
-      </w:pPr>
-      <w:r>
-        <w:t xml:space="preserve">Verify/scan the exact location.</w:t>
-      </w:r>
-    </w:p>
-    <w:p>
-      <w:pPr>
-        <w:pStyle w:val="ListParagraph"/>
-        <w:numPr>
-          <w:ilvl w:val="0"/>
-          <w:numId w:val="18"/>
-        </w:numPr>
-      </w:pPr>
-      <w:r>
-        <w:t xml:space="preserve">Count physical stock without reading or guessing the expected value.</w:t>
-      </w:r>
-    </w:p>
-    <w:p>
-      <w:pPr>
-        <w:pStyle w:val="ListParagraph"/>
-        <w:numPr>
-          <w:ilvl w:val="0"/>
-          <w:numId w:val="18"/>
-        </w:numPr>
-      </w:pPr>
-      <w:r>
         <w:t xml:space="preserve">Enter the true count and required notes.</w:t>
       </w:r>
     </w:p>
@@ -3637,7 +3805,7 @@
         <w:pStyle w:val="ListParagraph"/>
         <w:numPr>
           <w:ilvl w:val="0"/>
-          <w:numId w:val="18"/>
+          <w:numId w:val="17"/>
         </w:numPr>
       </w:pPr>
       <w:r>
@@ -4014,7 +4182,7 @@
         <w:pStyle w:val="ListParagraph"/>
         <w:numPr>
           <w:ilvl w:val="0"/>
-          <w:numId w:val="19"/>
+          <w:numId w:val="18"/>
         </w:numPr>
       </w:pPr>
       <w:r>
@@ -4033,7 +4201,7 @@
         <w:pStyle w:val="ListParagraph"/>
         <w:numPr>
           <w:ilvl w:val="0"/>
-          <w:numId w:val="19"/>
+          <w:numId w:val="18"/>
         </w:numPr>
       </w:pPr>
       <w:r>
@@ -4052,7 +4220,7 @@
         <w:pStyle w:val="ListParagraph"/>
         <w:numPr>
           <w:ilvl w:val="0"/>
-          <w:numId w:val="19"/>
+          <w:numId w:val="18"/>
         </w:numPr>
       </w:pPr>
       <w:r>
@@ -4071,7 +4239,7 @@
         <w:pStyle w:val="ListParagraph"/>
         <w:numPr>
           <w:ilvl w:val="0"/>
-          <w:numId w:val="19"/>
+          <w:numId w:val="18"/>
         </w:numPr>
       </w:pPr>
       <w:r>
@@ -4090,7 +4258,7 @@
         <w:pStyle w:val="ListParagraph"/>
         <w:numPr>
           <w:ilvl w:val="0"/>
-          <w:numId w:val="19"/>
+          <w:numId w:val="18"/>
         </w:numPr>
       </w:pPr>
       <w:r>
@@ -4441,7 +4609,7 @@
         <w:pStyle w:val="ListParagraph"/>
         <w:numPr>
           <w:ilvl w:val="0"/>
-          <w:numId w:val="20"/>
+          <w:numId w:val="19"/>
         </w:numPr>
       </w:pPr>
       <w:r>
@@ -4453,7 +4621,7 @@
         <w:pStyle w:val="ListParagraph"/>
         <w:numPr>
           <w:ilvl w:val="0"/>
-          <w:numId w:val="20"/>
+          <w:numId w:val="19"/>
         </w:numPr>
       </w:pPr>
       <w:r>
@@ -4465,7 +4633,7 @@
         <w:pStyle w:val="ListParagraph"/>
         <w:numPr>
           <w:ilvl w:val="0"/>
-          <w:numId w:val="20"/>
+          <w:numId w:val="19"/>
         </w:numPr>
       </w:pPr>
       <w:r>
@@ -4477,7 +4645,7 @@
         <w:pStyle w:val="ListParagraph"/>
         <w:numPr>
           <w:ilvl w:val="0"/>
-          <w:numId w:val="20"/>
+          <w:numId w:val="19"/>
         </w:numPr>
       </w:pPr>
       <w:r>
@@ -4489,7 +4657,7 @@
         <w:pStyle w:val="ListParagraph"/>
         <w:numPr>
           <w:ilvl w:val="0"/>
-          <w:numId w:val="20"/>
+          <w:numId w:val="19"/>
         </w:numPr>
       </w:pPr>
       <w:r>
@@ -4572,7 +4740,7 @@
         <w:pStyle w:val="ListParagraph"/>
         <w:numPr>
           <w:ilvl w:val="0"/>
-          <w:numId w:val="21"/>
+          <w:numId w:val="20"/>
         </w:numPr>
       </w:pPr>
       <w:r>
@@ -4584,7 +4752,7 @@
         <w:pStyle w:val="ListParagraph"/>
         <w:numPr>
           <w:ilvl w:val="0"/>
-          <w:numId w:val="21"/>
+          <w:numId w:val="20"/>
         </w:numPr>
       </w:pPr>
       <w:r>
@@ -4596,7 +4764,7 @@
         <w:pStyle w:val="ListParagraph"/>
         <w:numPr>
           <w:ilvl w:val="0"/>
-          <w:numId w:val="21"/>
+          <w:numId w:val="20"/>
         </w:numPr>
       </w:pPr>
       <w:r>
@@ -4608,7 +4776,7 @@
         <w:pStyle w:val="ListParagraph"/>
         <w:numPr>
           <w:ilvl w:val="0"/>
-          <w:numId w:val="21"/>
+          <w:numId w:val="20"/>
         </w:numPr>
       </w:pPr>
       <w:r>
@@ -4620,7 +4788,7 @@
         <w:pStyle w:val="ListParagraph"/>
         <w:numPr>
           <w:ilvl w:val="0"/>
-          <w:numId w:val="21"/>
+          <w:numId w:val="20"/>
         </w:numPr>
       </w:pPr>
       <w:r>
@@ -4632,7 +4800,7 @@
         <w:pStyle w:val="ListParagraph"/>
         <w:numPr>
           <w:ilvl w:val="0"/>
-          <w:numId w:val="21"/>
+          <w:numId w:val="20"/>
         </w:numPr>
       </w:pPr>
       <w:r>
@@ -4644,7 +4812,7 @@
         <w:pStyle w:val="ListParagraph"/>
         <w:numPr>
           <w:ilvl w:val="0"/>
-          <w:numId w:val="21"/>
+          <w:numId w:val="20"/>
         </w:numPr>
       </w:pPr>
       <w:r>
@@ -4728,7 +4896,7 @@
         <w:pStyle w:val="ListParagraph"/>
         <w:numPr>
           <w:ilvl w:val="0"/>
-          <w:numId w:val="22"/>
+          <w:numId w:val="21"/>
         </w:numPr>
       </w:pPr>
       <w:r>
@@ -4740,7 +4908,7 @@
         <w:pStyle w:val="ListParagraph"/>
         <w:numPr>
           <w:ilvl w:val="0"/>
-          <w:numId w:val="22"/>
+          <w:numId w:val="21"/>
         </w:numPr>
       </w:pPr>
       <w:r>
@@ -4752,7 +4920,7 @@
         <w:pStyle w:val="ListParagraph"/>
         <w:numPr>
           <w:ilvl w:val="0"/>
-          <w:numId w:val="22"/>
+          <w:numId w:val="21"/>
         </w:numPr>
       </w:pPr>
       <w:r>
@@ -4764,7 +4932,7 @@
         <w:pStyle w:val="ListParagraph"/>
         <w:numPr>
           <w:ilvl w:val="0"/>
-          <w:numId w:val="22"/>
+          <w:numId w:val="21"/>
         </w:numPr>
       </w:pPr>
       <w:r>
@@ -4776,7 +4944,7 @@
         <w:pStyle w:val="ListParagraph"/>
         <w:numPr>
           <w:ilvl w:val="0"/>
-          <w:numId w:val="22"/>
+          <w:numId w:val="21"/>
         </w:numPr>
       </w:pPr>
       <w:r>
@@ -5770,7 +5938,7 @@
         <w:pStyle w:val="ListParagraph"/>
         <w:numPr>
           <w:ilvl w:val="0"/>
-          <w:numId w:val="23"/>
+          <w:numId w:val="22"/>
         </w:numPr>
       </w:pPr>
       <w:r>
@@ -5782,7 +5950,7 @@
         <w:pStyle w:val="ListParagraph"/>
         <w:numPr>
           <w:ilvl w:val="0"/>
-          <w:numId w:val="23"/>
+          <w:numId w:val="22"/>
         </w:numPr>
       </w:pPr>
       <w:r>
@@ -5794,7 +5962,7 @@
         <w:pStyle w:val="ListParagraph"/>
         <w:numPr>
           <w:ilvl w:val="0"/>
-          <w:numId w:val="23"/>
+          <w:numId w:val="22"/>
         </w:numPr>
       </w:pPr>
       <w:r>
@@ -5806,7 +5974,7 @@
         <w:pStyle w:val="ListParagraph"/>
         <w:numPr>
           <w:ilvl w:val="0"/>
-          <w:numId w:val="23"/>
+          <w:numId w:val="22"/>
         </w:numPr>
       </w:pPr>
       <w:r>
@@ -5818,7 +5986,7 @@
         <w:pStyle w:val="ListParagraph"/>
         <w:numPr>
           <w:ilvl w:val="0"/>
-          <w:numId w:val="23"/>
+          <w:numId w:val="22"/>
         </w:numPr>
       </w:pPr>
       <w:r>
@@ -5830,7 +5998,7 @@
         <w:pStyle w:val="ListParagraph"/>
         <w:numPr>
           <w:ilvl w:val="0"/>
-          <w:numId w:val="23"/>
+          <w:numId w:val="22"/>
         </w:numPr>
       </w:pPr>
       <w:r>
@@ -5853,7 +6021,7 @@
         <w:pStyle w:val="ListParagraph"/>
         <w:numPr>
           <w:ilvl w:val="0"/>
-          <w:numId w:val="23"/>
+          <w:numId w:val="22"/>
         </w:numPr>
       </w:pPr>
       <w:r>
@@ -6246,11 +6414,13 @@
         <w:t xml:space="preserve">Normal use:</w:t>
       </w:r>
       <w:r>
-        <w:t xml:space="preserve"> Maintain aisle, bay, level, position/depth, capacity, sequence, status, and scan code; print exact-cell and bay labels.</w:t>
-      </w:r>
-      <w:r>
-        <w:br/>
-      </w:r>
+        <w:t xml:space="preserve"> Maintain aisle, bay, level, side-by-side position, front-to-back depth/capacity, sequence, status, and scan code; print exact-cell and bay labels. Warehouse Structure occupancy uses the configured capacity and falls back to depth when older capacity data is blank or zero.</w:t>
+      </w:r>
+    </w:p>
+    <w:p>
+      <w:pPr>
+        <w:spacing w:after="120"/>
+      </w:pPr>
       <w:r>
         <w:rPr>
           <w:b/>
@@ -6471,11 +6641,13 @@
         <w:t xml:space="preserve">Normal use:</w:t>
       </w:r>
       <w:r>
-        <w:t xml:space="preserve"> Confirm warehouse/container/PO; scan and commit product; enter physical quantities and trace fields; verify; receive once; print labels; release Put-Away.</w:t>
-      </w:r>
-      <w:r>
-        <w:br/>
-      </w:r>
+        <w:t xml:space="preserve"> Confirm warehouse/container/PO; scan and commit product; enter physical quantities and trace fields; verify; receive once; print labels; release Put-Away. For an authorized Inventory pallet correction, keep the product locked, correct quantity/expiry, confirm the pallet's physical location, then update in place or print a replacement label as directed.</w:t>
+      </w:r>
+    </w:p>
+    <w:p>
+      <w:pPr>
+        <w:spacing w:after="120"/>
+      </w:pPr>
       <w:r>
         <w:rPr>
           <w:b/>
@@ -6621,11 +6793,13 @@
         <w:t xml:space="preserve">Normal use:</w:t>
       </w:r>
       <w:r>
-        <w:t xml:space="preserve"> Search by pallet, SKU, lot, warehouse, zone, or location; open detail and history; compare with the physical floor before acting.</w:t>
-      </w:r>
-      <w:r>
-        <w:br/>
-      </w:r>
+        <w:t xml:space="preserve"> Search by pallet, SKU, product name, lot, warehouse, zone, or location; read SKU, Product, then Pallet in the results; open detail and history; compare with the physical floor before acting. Authorized users can return an eligible, unreserved stored pallet to Receiving for controlled correction.</w:t>
+      </w:r>
+    </w:p>
+    <w:p>
+      <w:pPr>
+        <w:spacing w:after="120"/>
+      </w:pPr>
       <w:r>
         <w:rPr>
           <w:b/>
@@ -6745,7 +6919,90 @@
         <w:t xml:space="preserve">Purpose:</w:t>
       </w:r>
       <w:r>
-        <w:t xml:space="preserve"> Move pallet identity between warehouses with source, in-transit, destination, and driver handoff history.</w:t>
+        <w:t xml:space="preserve"> Preserve pallet identity between warehouses with source, in-transit, destination, and driver handoff history.</w:t>
+      </w:r>
+    </w:p>
+    <w:p>
+      <w:pPr>
+        <w:spacing w:after="120"/>
+      </w:pPr>
+      <w:r>
+        <w:rPr>
+          <w:b/>
+          <w:bCs/>
+        </w:rPr>
+        <w:t xml:space="preserve">Current state:</w:t>
+      </w:r>
+      <w:r>
+        <w:t xml:space="preserve"> Temporarily disabled for every role; the route and transfer operations show or enforce that state.</w:t>
+      </w:r>
+    </w:p>
+    <w:p>
+      <w:pPr>
+        <w:spacing w:after="120"/>
+      </w:pPr>
+      <w:r>
+        <w:rPr>
+          <w:b/>
+          <w:bCs/>
+        </w:rPr>
+        <w:t xml:space="preserve">Current use:</w:t>
+      </w:r>
+      <w:r>
+        <w:t xml:space="preserve"> None. Managers must use the approved manual containment, movement, paperwork, and reconciliation process until a release explicitly re-enables the module.</w:t>
+      </w:r>
+    </w:p>
+    <w:p>
+      <w:pPr>
+        <w:spacing w:after="120"/>
+      </w:pPr>
+      <w:r>
+        <w:rPr>
+          <w:b/>
+          <w:bCs/>
+        </w:rPr>
+        <w:t xml:space="preserve">Handoff:</w:t>
+      </w:r>
+      <w:r>
+        <w:t xml:space="preserve"> Reconcile the physical pallet and Inventory Search record before resuming system work.</w:t>
+      </w:r>
+    </w:p>
+    <w:p>
+      <w:pPr>
+        <w:spacing w:after="120"/>
+      </w:pPr>
+      <w:r>
+        <w:rPr>
+          <w:b/>
+          <w:bCs/>
+        </w:rPr>
+        <w:t xml:space="preserve">Avoid:</w:t>
+      </w:r>
+      <w:r>
+        <w:t xml:space="preserve"> Using Location Moves to imitate a transfer or attempting to restore the module through saved navigation preferences.</w:t>
+      </w:r>
+    </w:p>
+    <w:p>
+      <w:pPr>
+        <w:pStyle w:val="Heading1"/>
+      </w:pPr>
+      <w:r>
+        <w:t xml:space="preserve">24.13 Location Moves</w:t>
+      </w:r>
+    </w:p>
+    <w:p>
+      <w:pPr>
+        <w:spacing w:after="120"/>
+      </w:pPr>
+      <w:r>
+        <w:rPr>
+          <w:b/>
+          <w:bCs/>
+        </w:rPr>
+        <w:t xml:space="preserve">Purpose:</w:t>
+      </w:r>
+      <w:r>
+        <w:t xml:space="preserve"> Relocate a pallet inside the same warehouse while preserving identity and audit history.</w:t>
       </w:r>
       <w:r>
         <w:br/>
@@ -6758,7 +7015,7 @@
         <w:t xml:space="preserve">Normal users:</w:t>
       </w:r>
       <w:r>
-        <w:t xml:space="preserve"> Admins, managers, clerks, supervisors, and dispatch drivers.</w:t>
+        <w:t xml:space="preserve"> Admins, managers, inventory clerks, supervisors, and operators.</w:t>
       </w:r>
       <w:r>
         <w:br/>
@@ -6771,86 +7028,13 @@
         <w:t xml:space="preserve">Normal use:</w:t>
       </w:r>
       <w:r>
-        <w:t xml:space="preserve"> Create and stage; verify pallet/route; obtain driver departure sign-off; dispatch; receive at destination; trigger Put-Away.</w:t>
-      </w:r>
-      <w:r>
-        <w:br/>
-      </w:r>
-      <w:r>
-        <w:rPr>
-          <w:b/>
-          <w:bCs/>
-        </w:rPr>
-        <w:t xml:space="preserve">Handoff:</w:t>
-      </w:r>
-      <w:r>
-        <w:t xml:space="preserve"> Destination Receiving and Put-Away complete the transfer journey.</w:t>
-      </w:r>
-      <w:r>
-        <w:br/>
-      </w:r>
-      <w:r>
-        <w:rPr>
-          <w:b/>
-          <w:bCs/>
-        </w:rPr>
-        <w:t xml:space="preserve">Avoid:</w:t>
-      </w:r>
-      <w:r>
-        <w:t xml:space="preserve"> Using Transfers for a same-warehouse relocation, signing before physical departure, or leaving received stock invisible in a lane.</w:t>
-      </w:r>
-    </w:p>
-    <w:p>
-      <w:pPr>
-        <w:pStyle w:val="Heading1"/>
-      </w:pPr>
-      <w:r>
-        <w:t xml:space="preserve">24.13 Location Moves</w:t>
-      </w:r>
-    </w:p>
-    <w:p>
-      <w:pPr>
-        <w:spacing w:after="120"/>
-      </w:pPr>
-      <w:r>
-        <w:rPr>
-          <w:b/>
-          <w:bCs/>
-        </w:rPr>
-        <w:t xml:space="preserve">Purpose:</w:t>
-      </w:r>
-      <w:r>
-        <w:t xml:space="preserve"> Relocate a pallet inside the same warehouse while preserving identity and audit history.</w:t>
-      </w:r>
-      <w:r>
-        <w:br/>
-      </w:r>
-      <w:r>
-        <w:rPr>
-          <w:b/>
-          <w:bCs/>
-        </w:rPr>
-        <w:t xml:space="preserve">Normal users:</w:t>
-      </w:r>
-      <w:r>
-        <w:t xml:space="preserve"> Admins, managers, inventory clerks, supervisors, and operators.</w:t>
-      </w:r>
-      <w:r>
-        <w:br/>
-      </w:r>
-      <w:r>
-        <w:rPr>
-          <w:b/>
-          <w:bCs/>
-        </w:rPr>
-        <w:t xml:space="preserve">Normal use:</w:t>
-      </w:r>
-      <w:r>
-        <w:t xml:space="preserve"> Scan pallet; verify live state; scan/type/Browse bays; choose exact eligible destination; move; confirm once.</w:t>
-      </w:r>
-      <w:r>
-        <w:br/>
-      </w:r>
+        <w:t xml:space="preserve"> Scan a stored pallet; verify live state; scan/type/Browse bays; choose exact eligible destination; move; confirm once. Pallets still in Receiving/not put away and terminal states are blocked.</w:t>
+      </w:r>
+    </w:p>
+    <w:p>
+      <w:pPr>
+        <w:spacing w:after="120"/>
+      </w:pPr>
       <w:r>
         <w:rPr>
           <w:b/>
@@ -7567,6 +7751,106 @@
       </w:pPr>
       <w:r>
         <w:t xml:space="preserve">25. Revision and source map</w:t>
+      </w:r>
+    </w:p>
+    <w:p>
+      <w:pPr>
+        <w:pStyle w:val="Heading2"/>
+      </w:pPr>
+      <w:r>
+        <w:t xml:space="preserve">Revision 1.1 — 17 August 2026</w:t>
+      </w:r>
+    </w:p>
+    <w:p>
+      <w:pPr>
+        <w:pStyle w:val="ListParagraph"/>
+        <w:numPr>
+          <w:ilvl w:val="0"/>
+          <w:numId w:val="1"/>
+        </w:numPr>
+      </w:pPr>
+      <w:r>
+        <w:t xml:space="preserve">Added the controlled Inventory pallet correction workflow, including quantity-only </w:t>
+      </w:r>
+      <w:r>
+        <w:rPr>
+          <w:b/>
+          <w:bCs/>
+        </w:rPr>
+        <w:t xml:space="preserve">Update &amp; Close</w:t>
+      </w:r>
+      <w:r>
+        <w:t xml:space="preserve">, expiry/relabel handling, cancellation, and Put-Away requirements.</w:t>
+      </w:r>
+    </w:p>
+    <w:p>
+      <w:pPr>
+        <w:pStyle w:val="ListParagraph"/>
+        <w:numPr>
+          <w:ilvl w:val="0"/>
+          <w:numId w:val="1"/>
+        </w:numPr>
+      </w:pPr>
+      <w:r>
+        <w:t xml:space="preserve">Documented batch return from Put-Away to Receiving and removal of returned/cancelled tasks from the active queue.</w:t>
+      </w:r>
+    </w:p>
+    <w:p>
+      <w:pPr>
+        <w:pStyle w:val="ListParagraph"/>
+        <w:numPr>
+          <w:ilvl w:val="0"/>
+          <w:numId w:val="1"/>
+        </w:numPr>
+      </w:pPr>
+      <w:r>
+        <w:t xml:space="preserve">Added Product identification in Inventory Search and the </w:t>
+      </w:r>
+      <w:r>
+        <w:rPr>
+          <w:b/>
+          <w:bCs/>
+        </w:rPr>
+        <w:t xml:space="preserve">SKU → Product → Pallet</w:t>
+      </w:r>
+      <w:r>
+        <w:t xml:space="preserve"> result order.</w:t>
+      </w:r>
+    </w:p>
+    <w:p>
+      <w:pPr>
+        <w:pStyle w:val="ListParagraph"/>
+        <w:numPr>
+          <w:ilvl w:val="0"/>
+          <w:numId w:val="1"/>
+        </w:numPr>
+      </w:pPr>
+      <w:r>
+        <w:t xml:space="preserve">Documented Location Move blocks for not-yet-put-away and terminal pallets.</w:t>
+      </w:r>
+    </w:p>
+    <w:p>
+      <w:pPr>
+        <w:pStyle w:val="ListParagraph"/>
+        <w:numPr>
+          <w:ilvl w:val="0"/>
+          <w:numId w:val="1"/>
+        </w:numPr>
+      </w:pPr>
+      <w:r>
+        <w:t xml:space="preserve">Marked cross-warehouse Transfers as temporarily disabled and supplied the approved escalation principle.</w:t>
+      </w:r>
+    </w:p>
+    <w:p>
+      <w:pPr>
+        <w:pStyle w:val="ListParagraph"/>
+        <w:numPr>
+          <w:ilvl w:val="0"/>
+          <w:numId w:val="1"/>
+        </w:numPr>
+      </w:pPr>
+      <w:r>
+        <w:t xml:space="preserve">Clarified location position versus depth/capacity and Warehouse Structure occupancy behavior.</w:t>
       </w:r>
     </w:p>
     <w:p>
@@ -7730,7 +8014,7 @@
         <w:sz w:val="16"/>
         <w:szCs w:val="16"/>
       </w:rPr>
-      <w:t xml:space="preserve">WW-UM-001  •  Revision 1.0  •  Page </w:t>
+      <w:t xml:space="preserve">WW-UM-001  •  Revision 1.1  •  Page </w:t>
     </w:r>
     <w:r>
       <w:rPr>
@@ -8026,12 +8310,6 @@
     </w:lvlOverride>
   </w:num>
   <w:num w:numId="22">
-    <w:abstractNumId w:val="2"/>
-    <w:lvlOverride w:ilvl="0">
-      <w:startOverride w:val="1"/>
-    </w:lvlOverride>
-  </w:num>
-  <w:num w:numId="23">
     <w:abstractNumId w:val="2"/>
     <w:lvlOverride w:ilvl="0">
       <w:startOverride w:val="1"/>
